--- a/test/docx/golden/lists_multiple_initial.docx
+++ b/test/docx/golden/lists_multiple_initial.docx
@@ -13,6 +13,7 @@
     </w:p>
     <w:p>
       <w:pPr>
+        <w:pStyle w:val="FirstParagraph"/>
         <w:numPr>
           <w:ilvl w:val="1"/>
           <w:numId w:val="1002"/>
@@ -24,6 +25,7 @@
     </w:p>
     <w:p>
       <w:pPr>
+        <w:pStyle w:val="FirstParagraph"/>
         <w:numPr>
           <w:ilvl w:val="1"/>
           <w:numId w:val="1002"/>
@@ -44,6 +46,7 @@
     </w:p>
     <w:p>
       <w:pPr>
+        <w:pStyle w:val="FirstParagraph"/>
         <w:numPr>
           <w:ilvl w:val="1"/>
           <w:numId w:val="1004"/>
@@ -55,6 +58,7 @@
     </w:p>
     <w:p>
       <w:pPr>
+        <w:pStyle w:val="FirstParagraph"/>
         <w:numPr>
           <w:ilvl w:val="1"/>
           <w:numId w:val="1004"/>
